--- a/word/Dossier-UNESCO.docx
+++ b/word/Dossier-UNESCO.docx
@@ -1912,6 +1912,127 @@
         <w:t xml:space="preserve">.</w:t>
       </w:r>
     </w:p>
+    <w:p>
+      <w:pPr>
+        <w:pStyle w:val="BodyText"/>
+      </w:pPr>
+      <w:r>
+        <w:rPr>
+          <w:bCs/>
+          <w:b/>
+        </w:rPr>
+        <w:t xml:space="preserve">Primeira rodada de feedback docente — 09/05/2026.</w:t>
+      </w:r>
+      <w:r>
+        <w:t xml:space="preserve"> </w:t>
+      </w:r>
+      <w:r>
+        <w:t xml:space="preserve">O protótipo</w:t>
+      </w:r>
+      <w:r>
+        <w:t xml:space="preserve"> </w:t>
+      </w:r>
+      <w:r>
+        <w:t xml:space="preserve">foi compartilhado com um grupo de educadores em formação (faculdade</w:t>
+      </w:r>
+      <w:r>
+        <w:t xml:space="preserve"> </w:t>
+      </w:r>
+      <w:r>
+        <w:t xml:space="preserve">de pedagogia/licenciaturas). Retorno consolidado: o formato</w:t>
+      </w:r>
+      <w:r>
+        <w:t xml:space="preserve"> </w:t>
+      </w:r>
+      <w:r>
+        <w:t xml:space="preserve">“</w:t>
+      </w:r>
+      <w:r>
+        <w:t xml:space="preserve">quiz +</w:t>
+      </w:r>
+      <w:r>
+        <w:t xml:space="preserve"> </w:t>
+      </w:r>
+      <w:r>
+        <w:t xml:space="preserve">dicas progressivas + caderno de revisão</w:t>
+      </w:r>
+      <w:r>
+        <w:t xml:space="preserve">”</w:t>
+      </w:r>
+      <w:r>
+        <w:t xml:space="preserve"> </w:t>
+      </w:r>
+      <w:r>
+        <w:t xml:space="preserve">é pedagogicamente sólido,</w:t>
+      </w:r>
+      <w:r>
+        <w:t xml:space="preserve"> </w:t>
+      </w:r>
+      <w:r>
+        <w:t xml:space="preserve">mas há recomendação consensual de</w:t>
+      </w:r>
+      <w:r>
+        <w:t xml:space="preserve"> </w:t>
+      </w:r>
+      <w:r>
+        <w:rPr>
+          <w:bCs/>
+          <w:b/>
+        </w:rPr>
+        <w:t xml:space="preserve">diversificar mecânicas</w:t>
+      </w:r>
+      <w:r>
+        <w:t xml:space="preserve"> </w:t>
+      </w:r>
+      <w:r>
+        <w:t xml:space="preserve">ao</w:t>
+      </w:r>
+      <w:r>
+        <w:t xml:space="preserve"> </w:t>
+      </w:r>
+      <w:r>
+        <w:t xml:space="preserve">longo das fases — intercalar quizzes com formatos complementares</w:t>
+      </w:r>
+      <w:r>
+        <w:t xml:space="preserve"> </w:t>
+      </w:r>
+      <w:r>
+        <w:t xml:space="preserve">(linha do tempo arrastável, mapa interativo, áudio-quiz, micro-</w:t>
+      </w:r>
+      <w:r>
+        <w:t xml:space="preserve"> </w:t>
+      </w:r>
+      <w:r>
+        <w:t xml:space="preserve">escrita, associação imagem-conceito) para reduzir fadiga de formato</w:t>
+      </w:r>
+      <w:r>
+        <w:t xml:space="preserve"> </w:t>
+      </w:r>
+      <w:r>
+        <w:t xml:space="preserve">único e contemplar diferentes estilos cognitivos. Esta orientação</w:t>
+      </w:r>
+      <w:r>
+        <w:t xml:space="preserve"> </w:t>
+      </w:r>
+      <w:r>
+        <w:t xml:space="preserve">foi incorporada ao roadmap (Fase 2, ver §7) e será detalhada em</w:t>
+      </w:r>
+      <w:r>
+        <w:t xml:space="preserve"> </w:t>
+      </w:r>
+      <w:r>
+        <w:t xml:space="preserve">documento próprio (</w:t>
+      </w:r>
+      <w:r>
+        <w:rPr>
+          <w:rStyle w:val="VerbatimChar"/>
+        </w:rPr>
+        <w:t xml:space="preserve">docs/PEDAGOGIA-MECANICAS.md</w:t>
+      </w:r>
+      <w:r>
+        <w:t xml:space="preserve">).</w:t>
+      </w:r>
+    </w:p>
     <w:bookmarkEnd w:id="31"/>
     <w:bookmarkStart w:id="32" w:name="acessibilidade-wcag-2.1-aa"/>
     <w:p>
@@ -3170,7 +3291,7 @@
               <w:jc w:val="left"/>
             </w:pPr>
             <w:r>
-              <w:t xml:space="preserve">Submissão Edital 04 PNAB-SP. Envio deste dossier à UNESCO Brasil.</w:t>
+              <w:t xml:space="preserve">Submissão Edital 04 PNAB-SP. Envio deste dossier à UNESCO Brasil. Primeira rodada de feedback docente (09/05) — recomendação de diversificação de mecânicas incorporada ao planejamento.</w:t>
             </w:r>
           </w:p>
         </w:tc>
@@ -3200,7 +3321,37 @@
               <w:jc w:val="left"/>
             </w:pPr>
             <w:r>
-              <w:t xml:space="preserve">Início de validação acadêmica formal dos 71 enigmas.</w:t>
+              <w:t xml:space="preserve">Início de validação acadêmica formal dos 71 enigmas. Especificação técnica de mecânicas complementares (linha do tempo, mapa, áudio-quiz, micro-escrita).</w:t>
+            </w:r>
+          </w:p>
+        </w:tc>
+      </w:tr>
+      <w:tr>
+        <w:tc>
+          <w:tcPr/>
+          <w:p>
+            <w:pPr>
+              <w:pStyle w:val="Compact"/>
+              <w:jc w:val="left"/>
+            </w:pPr>
+            <w:r>
+              <w:rPr>
+                <w:bCs/>
+                <w:b/>
+              </w:rPr>
+              <w:t xml:space="preserve">Jul–Ago 2026</w:t>
+            </w:r>
+          </w:p>
+        </w:tc>
+        <w:tc>
+          <w:tcPr/>
+          <w:p>
+            <w:pPr>
+              <w:pStyle w:val="Compact"/>
+              <w:jc w:val="left"/>
+            </w:pPr>
+            <w:r>
+              <w:t xml:space="preserve">Implementação faseada das novas mecânicas — uma por sprint, mantendo o quiz como esqueleto.</w:t>
             </w:r>
           </w:p>
         </w:tc>
